--- a/doc/Proyecto_Final_BD.docx
+++ b/doc/Proyecto_Final_BD.docx
@@ -6717,7 +6717,7 @@
                 <wp:inline distB="114300" distT="114300" distL="114300" distR="114300">
                   <wp:extent cx="5429250" cy="2984500"/>
                   <wp:effectExtent b="0" l="0" r="0" t="0"/>
-                  <wp:docPr id="3" name="image9.png"/>
+                  <wp:docPr id="2" name="image9.png"/>
                   <a:graphic>
                     <a:graphicData uri="http://schemas.openxmlformats.org/drawingml/2006/picture">
                       <pic:pic>
@@ -7077,12 +7077,12 @@
           <wp:inline distB="114300" distT="114300" distL="114300" distR="114300">
             <wp:extent cx="5959800" cy="1701800"/>
             <wp:effectExtent b="0" l="0" r="0" t="0"/>
-            <wp:docPr id="6" name="image5.png"/>
+            <wp:docPr id="5" name="image6.png"/>
             <a:graphic>
               <a:graphicData uri="http://schemas.openxmlformats.org/drawingml/2006/picture">
                 <pic:pic>
                   <pic:nvPicPr>
-                    <pic:cNvPr id="0" name="image5.png"/>
+                    <pic:cNvPr id="0" name="image6.png"/>
                     <pic:cNvPicPr preferRelativeResize="0"/>
                   </pic:nvPicPr>
                   <pic:blipFill>
@@ -9158,12 +9158,12 @@
           <wp:inline distB="114300" distT="114300" distL="114300" distR="114300">
             <wp:extent cx="3843934" cy="3128963"/>
             <wp:effectExtent b="0" l="0" r="0" t="0"/>
-            <wp:docPr id="8" name="image6.png"/>
+            <wp:docPr id="7" name="image3.png"/>
             <a:graphic>
               <a:graphicData uri="http://schemas.openxmlformats.org/drawingml/2006/picture">
                 <pic:pic>
                   <pic:nvPicPr>
-                    <pic:cNvPr id="0" name="image6.png"/>
+                    <pic:cNvPr id="0" name="image3.png"/>
                     <pic:cNvPicPr preferRelativeResize="0"/>
                   </pic:nvPicPr>
                   <pic:blipFill>
@@ -10349,12 +10349,12 @@
           <wp:inline distB="114300" distT="114300" distL="114300" distR="114300">
             <wp:extent cx="5959800" cy="3771900"/>
             <wp:effectExtent b="0" l="0" r="0" t="0"/>
-            <wp:docPr id="1" name="image4.png"/>
+            <wp:docPr id="1" name="image7.png"/>
             <a:graphic>
               <a:graphicData uri="http://schemas.openxmlformats.org/drawingml/2006/picture">
                 <pic:pic>
                   <pic:nvPicPr>
-                    <pic:cNvPr id="0" name="image4.png"/>
+                    <pic:cNvPr id="0" name="image7.png"/>
                     <pic:cNvPicPr preferRelativeResize="0"/>
                   </pic:nvPicPr>
                   <pic:blipFill>
@@ -12502,12 +12502,12 @@
                 <wp:inline distB="114300" distT="114300" distL="114300" distR="114300">
                   <wp:extent cx="5429250" cy="2032000"/>
                   <wp:effectExtent b="0" l="0" r="0" t="0"/>
-                  <wp:docPr id="9" name="image8.png"/>
+                  <wp:docPr id="8" name="image4.png"/>
                   <a:graphic>
                     <a:graphicData uri="http://schemas.openxmlformats.org/drawingml/2006/picture">
                       <pic:pic>
                         <pic:nvPicPr>
-                          <pic:cNvPr id="0" name="image8.png"/>
+                          <pic:cNvPr id="0" name="image4.png"/>
                           <pic:cNvPicPr preferRelativeResize="0"/>
                         </pic:nvPicPr>
                         <pic:blipFill>
@@ -12664,12 +12664,12 @@
                 <wp:inline distB="114300" distT="114300" distL="114300" distR="114300">
                   <wp:extent cx="5429250" cy="2781300"/>
                   <wp:effectExtent b="0" l="0" r="0" t="0"/>
-                  <wp:docPr id="4" name="image1.png"/>
+                  <wp:docPr id="3" name="image5.png"/>
                   <a:graphic>
                     <a:graphicData uri="http://schemas.openxmlformats.org/drawingml/2006/picture">
                       <pic:pic>
                         <pic:nvPicPr>
-                          <pic:cNvPr id="0" name="image1.png"/>
+                          <pic:cNvPr id="0" name="image5.png"/>
                           <pic:cNvPicPr preferRelativeResize="0"/>
                         </pic:nvPicPr>
                         <pic:blipFill>
@@ -12826,12 +12826,12 @@
                 <wp:inline distB="114300" distT="114300" distL="114300" distR="114300">
                   <wp:extent cx="5429250" cy="3187700"/>
                   <wp:effectExtent b="0" l="0" r="0" t="0"/>
-                  <wp:docPr id="5" name="image7.png"/>
+                  <wp:docPr id="4" name="image1.png"/>
                   <a:graphic>
                     <a:graphicData uri="http://schemas.openxmlformats.org/drawingml/2006/picture">
                       <pic:pic>
                         <pic:nvPicPr>
-                          <pic:cNvPr id="0" name="image7.png"/>
+                          <pic:cNvPr id="0" name="image1.png"/>
                           <pic:cNvPicPr preferRelativeResize="0"/>
                         </pic:nvPicPr>
                         <pic:blipFill>
@@ -13015,14 +13015,14 @@
         <w:rPr/>
         <w:drawing>
           <wp:inline distB="114300" distT="114300" distL="114300" distR="114300">
-            <wp:extent cx="1588424" cy="1885057"/>
+            <wp:extent cx="1747838" cy="1900999"/>
             <wp:effectExtent b="0" l="0" r="0" t="0"/>
-            <wp:docPr id="2" name="image2.png"/>
+            <wp:docPr id="9" name="image8.png"/>
             <a:graphic>
               <a:graphicData uri="http://schemas.openxmlformats.org/drawingml/2006/picture">
                 <pic:pic>
                   <pic:nvPicPr>
-                    <pic:cNvPr id="0" name="image2.png"/>
+                    <pic:cNvPr id="0" name="image8.png"/>
                     <pic:cNvPicPr preferRelativeResize="0"/>
                   </pic:nvPicPr>
                   <pic:blipFill>
@@ -13035,7 +13035,7 @@
                   <pic:spPr>
                     <a:xfrm>
                       <a:off x="0" y="0"/>
-                      <a:ext cx="1588424" cy="1885057"/>
+                      <a:ext cx="1747838" cy="1900999"/>
                     </a:xfrm>
                     <a:prstGeom prst="rect"/>
                     <a:ln/>
@@ -13869,14 +13869,14 @@
               </w:rPr>
               <w:drawing>
                 <wp:inline distB="114300" distT="114300" distL="114300" distR="114300">
-                  <wp:extent cx="3852863" cy="2049194"/>
+                  <wp:extent cx="3805238" cy="2020064"/>
                   <wp:effectExtent b="0" l="0" r="0" t="0"/>
-                  <wp:docPr id="7" name="image3.png"/>
+                  <wp:docPr id="6" name="image2.png"/>
                   <a:graphic>
                     <a:graphicData uri="http://schemas.openxmlformats.org/drawingml/2006/picture">
                       <pic:pic>
                         <pic:nvPicPr>
-                          <pic:cNvPr id="0" name="image3.png"/>
+                          <pic:cNvPr id="0" name="image2.png"/>
                           <pic:cNvPicPr preferRelativeResize="0"/>
                         </pic:nvPicPr>
                         <pic:blipFill>
@@ -13889,7 +13889,7 @@
                         <pic:spPr>
                           <a:xfrm>
                             <a:off x="0" y="0"/>
-                            <a:ext cx="3852863" cy="2049194"/>
+                            <a:ext cx="3805238" cy="2020064"/>
                           </a:xfrm>
                           <a:prstGeom prst="rect"/>
                           <a:ln/>
